--- a/data/revised_2026-10_full/outputs/v2/Physics/SS4.1_Greenhouse_Effect_and_Climate_Change/Physics_Greenhouse_Effect_and_Climate_Change_SummaryTable.docx
+++ b/data/revised_2026-10_full/outputs/v2/Physics/SS4.1_Greenhouse_Effect_and_Climate_Change/Physics_Greenhouse_Effect_and_Climate_Change_SummaryTable.docx
@@ -1694,7 +1694,7 @@
         </w:rPr>
         <w:t xml:space="preserve">© 2026 SeaVuria and ARES. This work is licensed under a </w:t>
       </w:r>
-      <w:hyperlink w:history="1" r:id="rIdxlt7e7axp94nevdahlla1">
+      <w:hyperlink w:history="1" r:id="rIdhuh6kxpgel7t3tngrznry">
         <w:r>
           <w:rPr>
             <w:rFonts w:ascii="Arial" w:cs="Arial" w:eastAsia="Arial" w:hAnsi="Arial"/>
@@ -1714,7 +1714,7 @@
         </w:rPr>
         <w:t xml:space="preserve"> (</w:t>
       </w:r>
-      <w:hyperlink w:history="1" r:id="rIdiupqr8_mqwt_jqzxml8pz">
+      <w:hyperlink w:history="1" r:id="rIdaadto3cho_cryu5q48cpo">
         <w:r>
           <w:rPr>
             <w:rFonts w:ascii="Arial" w:cs="Arial" w:eastAsia="Arial" w:hAnsi="Arial"/>
@@ -1734,7 +1734,7 @@
         </w:rPr>
         <w:t xml:space="preserve">). To view a copy of this license, visit </w:t>
       </w:r>
-      <w:hyperlink w:history="1" r:id="rIduq_j5csicxlgs8qgcpxgt">
+      <w:hyperlink w:history="1" r:id="rIdaxcyf0s8awhikeasgdn18">
         <w:r>
           <w:rPr>
             <w:rFonts w:ascii="Arial" w:cs="Arial" w:eastAsia="Arial" w:hAnsi="Arial"/>
